--- a/corpus/synthetic/field-display__014.docx
+++ b/corpus/synthetic/field-display__014.docx
@@ -4,25 +4,10 @@
   <w:body>
     <w:p>
       <w:r>
-        <w:t xml:space="preserve">see </w:t>
+        <w:fldChar w:fldCharType="end"/>
       </w:r>
       <w:r>
-        <w:fldChar w:fldCharType="begin"/>
-      </w:r>
-      <w:r>
-        <w:instrText>HYPERLINK \l "bm1"</w:instrText>
-      </w:r>
-      <w:r>
-        <w:fldChar w:fldCharType="separate"/>
-      </w:r>
-      <w:r>
-        <w:rPr>
-          <w:u w:val="single"/>
-        </w:rPr>
-        <w:t>creativets.org</w:t>
-      </w:r>
-      <w:r>
-        <w:fldChar w:fldCharType="end"/>
+        <w:br w:type="page"/>
       </w:r>
     </w:p>
     <w:sectPr>
